--- a/Docs/Aereo/contrato serviço sistema - Aéreo.docx
+++ b/Docs/Aereo/contrato serviço sistema - Aéreo.docx
@@ -40,7 +40,7 @@
     <w:p>
       <w:r>
         <w:pict w14:anchorId="541675FD">
-          <v:rect id="_x0000_i1145" style="width:0;height:1.5pt" o:hralign="center" o:hrstd="t" o:hr="t" fillcolor="#a0a0a0" stroked="f"/>
+          <v:rect id="_x0000_i1025" style="width:0;height:1.5pt" o:hralign="center" o:hrstd="t" o:hr="t" fillcolor="#a0a0a0" stroked="f"/>
         </w:pict>
       </w:r>
     </w:p>
@@ -87,7 +87,7 @@
     <w:p>
       <w:r>
         <w:pict w14:anchorId="7CB95FB8">
-          <v:rect id="_x0000_i1146" style="width:0;height:1.5pt" o:hralign="center" o:hrstd="t" o:hr="t" fillcolor="#a0a0a0" stroked="f"/>
+          <v:rect id="_x0000_i1026" style="width:0;height:1.5pt" o:hralign="center" o:hrstd="t" o:hr="t" fillcolor="#a0a0a0" stroked="f"/>
         </w:pict>
       </w:r>
     </w:p>
@@ -124,7 +124,7 @@
     <w:p>
       <w:r>
         <w:pict w14:anchorId="6E9A1CDD">
-          <v:rect id="_x0000_i1147" style="width:0;height:1.5pt" o:hralign="center" o:hrstd="t" o:hr="t" fillcolor="#a0a0a0" stroked="f"/>
+          <v:rect id="_x0000_i1027" style="width:0;height:1.5pt" o:hralign="center" o:hrstd="t" o:hr="t" fillcolor="#a0a0a0" stroked="f"/>
         </w:pict>
       </w:r>
     </w:p>
@@ -182,7 +182,7 @@
       <w:r>
         <w:lastRenderedPageBreak/>
         <w:pict w14:anchorId="2952306A">
-          <v:rect id="_x0000_i1148" style="width:0;height:1.5pt" o:hralign="center" o:hrstd="t" o:hr="t" fillcolor="#a0a0a0" stroked="f"/>
+          <v:rect id="_x0000_i1028" style="width:0;height:1.5pt" o:hralign="center" o:hrstd="t" o:hr="t" fillcolor="#a0a0a0" stroked="f"/>
         </w:pict>
       </w:r>
     </w:p>
@@ -237,7 +237,7 @@
     <w:p>
       <w:r>
         <w:pict w14:anchorId="51181C29">
-          <v:rect id="_x0000_i1149" style="width:0;height:1.5pt" o:hralign="center" o:hrstd="t" o:hr="t" fillcolor="#a0a0a0" stroked="f"/>
+          <v:rect id="_x0000_i1029" style="width:0;height:1.5pt" o:hralign="center" o:hrstd="t" o:hr="t" fillcolor="#a0a0a0" stroked="f"/>
         </w:pict>
       </w:r>
     </w:p>
@@ -269,7 +269,7 @@
     <w:p>
       <w:r>
         <w:pict w14:anchorId="24FD3FF1">
-          <v:rect id="_x0000_i1150" style="width:0;height:1.5pt" o:hralign="center" o:hrstd="t" o:hr="t" fillcolor="#a0a0a0" stroked="f"/>
+          <v:rect id="_x0000_i1030" style="width:0;height:1.5pt" o:hralign="center" o:hrstd="t" o:hr="t" fillcolor="#a0a0a0" stroked="f"/>
         </w:pict>
       </w:r>
     </w:p>
@@ -290,13 +290,16 @@
     </w:p>
     <w:p>
       <w:r>
-        <w:t xml:space="preserve">1º - O prazo estimado para execução do projeto será de </w:t>
-      </w:r>
-      <w:r>
-        <w:t>2 (dois) meses</w:t>
-      </w:r>
-      <w:r>
-        <w:t xml:space="preserve"> contados a partir da assinatura deste contrato e do recebimento de todas as informações necessárias para início do desenvolvimento.</w:t>
+        <w:t xml:space="preserve">1º - O prazo estimado para execução do projeto </w:t>
+      </w:r>
+      <w:r>
+        <w:t>de até 60 (sessenta) dias úteis, correspondentes aproximadamente a 84 (oitenta e quatro) dias corridos,</w:t>
+      </w:r>
+      <w:r>
+        <w:t xml:space="preserve"> </w:t>
+      </w:r>
+      <w:r>
+        <w:t>contados a partir da assinatura deste contrato e do recebimento de todas as informações necessárias para início do desenvolvimento.</w:t>
       </w:r>
     </w:p>
     <w:p>
@@ -312,7 +315,7 @@
     <w:p>
       <w:r>
         <w:pict w14:anchorId="228ABB5F">
-          <v:rect id="_x0000_i1151" style="width:0;height:1.5pt" o:hralign="center" o:hrstd="t" o:hr="t" fillcolor="#a0a0a0" stroked="f"/>
+          <v:rect id="_x0000_i1031" style="width:0;height:1.5pt" o:hralign="center" o:hrstd="t" o:hr="t" fillcolor="#a0a0a0" stroked="f"/>
         </w:pict>
       </w:r>
     </w:p>
@@ -381,14 +384,14 @@
     </w:p>
     <w:p>
       <w:r>
+        <w:lastRenderedPageBreak/>
         <w:t>Prazo estimado: até 3 dias úteis.</w:t>
       </w:r>
     </w:p>
     <w:p>
       <w:r>
-        <w:lastRenderedPageBreak/>
         <w:pict w14:anchorId="3F42F58B">
-          <v:rect id="_x0000_i1152" style="width:0;height:1.5pt" o:hralign="center" o:hrstd="t" o:hr="t" fillcolor="#a0a0a0" stroked="f"/>
+          <v:rect id="_x0000_i1032" style="width:0;height:1.5pt" o:hralign="center" o:hrstd="t" o:hr="t" fillcolor="#a0a0a0" stroked="f"/>
         </w:pict>
       </w:r>
     </w:p>
@@ -454,7 +457,7 @@
     <w:p>
       <w:r>
         <w:pict w14:anchorId="06D29AA9">
-          <v:rect id="_x0000_i1153" style="width:0;height:1.5pt" o:hralign="center" o:hrstd="t" o:hr="t" fillcolor="#a0a0a0" stroked="f"/>
+          <v:rect id="_x0000_i1033" style="width:0;height:1.5pt" o:hralign="center" o:hrstd="t" o:hr="t" fillcolor="#a0a0a0" stroked="f"/>
         </w:pict>
       </w:r>
     </w:p>
@@ -509,7 +512,7 @@
     <w:p>
       <w:r>
         <w:pict w14:anchorId="5883EB9B">
-          <v:rect id="_x0000_i1154" style="width:0;height:1.5pt" o:hralign="center" o:hrstd="t" o:hr="t" fillcolor="#a0a0a0" stroked="f"/>
+          <v:rect id="_x0000_i1034" style="width:0;height:1.5pt" o:hralign="center" o:hrstd="t" o:hr="t" fillcolor="#a0a0a0" stroked="f"/>
         </w:pict>
       </w:r>
     </w:p>
@@ -569,7 +572,7 @@
     <w:p>
       <w:r>
         <w:pict w14:anchorId="57F28B93">
-          <v:rect id="_x0000_i1155" style="width:0;height:1.5pt" o:hralign="center" o:hrstd="t" o:hr="t" fillcolor="#a0a0a0" stroked="f"/>
+          <v:rect id="_x0000_i1035" style="width:0;height:1.5pt" o:hralign="center" o:hrstd="t" o:hr="t" fillcolor="#a0a0a0" stroked="f"/>
         </w:pict>
       </w:r>
     </w:p>
@@ -633,7 +636,7 @@
     <w:p>
       <w:r>
         <w:pict w14:anchorId="0EE16052">
-          <v:rect id="_x0000_i1156" style="width:0;height:1.5pt" o:hralign="center" o:hrstd="t" o:hr="t" fillcolor="#a0a0a0" stroked="f"/>
+          <v:rect id="_x0000_i1036" style="width:0;height:1.5pt" o:hralign="center" o:hrstd="t" o:hr="t" fillcolor="#a0a0a0" stroked="f"/>
         </w:pict>
       </w:r>
     </w:p>
@@ -665,13 +668,116 @@
     </w:p>
     <w:p>
       <w:r>
-        <w:t>3º - Caso a rescisão ocorra por descumprimento contratual da CONTRATADA, deverá ser devolvido proporcionalmente o valor correspondente às etapas não executadas.</w:t>
-      </w:r>
-    </w:p>
+        <w:t>3º - Caso a rescisão ocorra por descumprimento contratual da CONTRATADA, deverá ser devolvido proporcionalmente o valor correspondente às etapas não executadas</w:t>
+      </w:r>
+      <w:r>
+        <w:t xml:space="preserve"> </w:t>
+      </w:r>
+      <w:r>
+        <w:t>considerando a seguinte distribuição percentual do valor total do contrato:</w:t>
+      </w:r>
+    </w:p>
+    <w:p>
+      <w:pPr>
+        <w:numPr>
+          <w:ilvl w:val="0"/>
+          <w:numId w:val="6"/>
+        </w:numPr>
+      </w:pPr>
+      <w:r>
+        <w:rPr>
+          <w:b/>
+          <w:bCs/>
+        </w:rPr>
+        <w:t>1ª Fase — Levantamento e Validação:</w:t>
+      </w:r>
+      <w:r>
+        <w:t xml:space="preserve"> </w:t>
+      </w:r>
+      <w:r>
+        <w:t>5</w:t>
+      </w:r>
+      <w:r>
+        <w:t xml:space="preserve">% do valor total do contrato; </w:t>
+      </w:r>
+    </w:p>
+    <w:p>
+      <w:pPr>
+        <w:numPr>
+          <w:ilvl w:val="0"/>
+          <w:numId w:val="6"/>
+        </w:numPr>
+      </w:pPr>
+      <w:r>
+        <w:rPr>
+          <w:b/>
+          <w:bCs/>
+        </w:rPr>
+        <w:t>2ª Fase — Desenvolvimento da Integração:</w:t>
+      </w:r>
+      <w:r>
+        <w:t xml:space="preserve"> </w:t>
+      </w:r>
+      <w:r>
+        <w:t>65</w:t>
+      </w:r>
+      <w:r>
+        <w:t xml:space="preserve">% do valor total do contrato; </w:t>
+      </w:r>
+    </w:p>
+    <w:p>
+      <w:pPr>
+        <w:numPr>
+          <w:ilvl w:val="0"/>
+          <w:numId w:val="6"/>
+        </w:numPr>
+      </w:pPr>
+      <w:r>
+        <w:rPr>
+          <w:b/>
+          <w:bCs/>
+        </w:rPr>
+        <w:t>3ª Fase — Testes e Homologação:</w:t>
+      </w:r>
+      <w:r>
+        <w:t xml:space="preserve"> </w:t>
+      </w:r>
+      <w:r>
+        <w:t>25</w:t>
+      </w:r>
+      <w:r>
+        <w:t xml:space="preserve">% do valor total do contrato; </w:t>
+      </w:r>
+    </w:p>
+    <w:p>
+      <w:pPr>
+        <w:numPr>
+          <w:ilvl w:val="0"/>
+          <w:numId w:val="6"/>
+        </w:numPr>
+      </w:pPr>
+      <w:r>
+        <w:rPr>
+          <w:b/>
+          <w:bCs/>
+        </w:rPr>
+        <w:t>4ª Fase — Implantação e Entrega Final:</w:t>
+      </w:r>
+      <w:r>
+        <w:t xml:space="preserve"> </w:t>
+      </w:r>
+      <w:r>
+        <w:t>5</w:t>
+      </w:r>
+      <w:r>
+        <w:t>% do valor total do contrato.</w:t>
+      </w:r>
+    </w:p>
+    <w:p/>
     <w:p>
       <w:r>
         <w:pict w14:anchorId="7738DC10">
-          <v:rect id="_x0000_i1157" style="width:0;height:1.5pt" o:hralign="center" o:hrstd="t" o:hr="t" fillcolor="#a0a0a0" stroked="f"/>
+          <v:rect id="_x0000_i1037" style="width:0;height:1.5pt" o:hralign="center" o:hrstd="t" o:hr="t" fillcolor="#a0a0a0" stroked="f"/>
         </w:pict>
       </w:r>
     </w:p>
@@ -703,7 +809,7 @@
     <w:p>
       <w:r>
         <w:pict w14:anchorId="5B5F4D71">
-          <v:rect id="_x0000_i1158" style="width:0;height:1.5pt" o:hralign="center" o:hrstd="t" o:hr="t" fillcolor="#a0a0a0" stroked="f"/>
+          <v:rect id="_x0000_i1038" style="width:0;height:1.5pt" o:hralign="center" o:hrstd="t" o:hr="t" fillcolor="#a0a0a0" stroked="f"/>
         </w:pict>
       </w:r>
     </w:p>
@@ -758,7 +864,7 @@
     <w:p>
       <w:r>
         <w:pict w14:anchorId="722ADD29">
-          <v:rect id="_x0000_i1159" style="width:0;height:1.5pt" o:hralign="center" o:hrstd="t" o:hr="t" fillcolor="#a0a0a0" stroked="f"/>
+          <v:rect id="_x0000_i1039" style="width:0;height:1.5pt" o:hralign="center" o:hrstd="t" o:hr="t" fillcolor="#a0a0a0" stroked="f"/>
         </w:pict>
       </w:r>
     </w:p>
@@ -770,7 +876,7 @@
     <w:p>
       <w:r>
         <w:pict w14:anchorId="71736A6C">
-          <v:rect id="_x0000_i1160" style="width:0;height:1.5pt" o:hralign="center" o:hrstd="t" o:hr="t" fillcolor="#a0a0a0" stroked="f"/>
+          <v:rect id="_x0000_i1040" style="width:0;height:1.5pt" o:hralign="center" o:hrstd="t" o:hr="t" fillcolor="#a0a0a0" stroked="f"/>
         </w:pict>
       </w:r>
     </w:p>
@@ -789,8 +895,9 @@
     </w:p>
     <w:p>
       <w:r>
+        <w:lastRenderedPageBreak/>
         <w:pict w14:anchorId="73C6AD3D">
-          <v:rect id="_x0000_i1161" style="width:0;height:1.5pt" o:hralign="center" o:hrstd="t" o:hr="t" fillcolor="#a0a0a0" stroked="f"/>
+          <v:rect id="_x0000_i1041" style="width:0;height:1.5pt" o:hralign="center" o:hrstd="t" o:hr="t" fillcolor="#a0a0a0" stroked="f"/>
         </w:pict>
       </w:r>
     </w:p>
@@ -806,7 +913,7 @@
     <w:p>
       <w:r>
         <w:pict w14:anchorId="27F0EEAE">
-          <v:rect id="_x0000_i1162" style="width:0;height:1.5pt" o:hralign="center" o:hrstd="t" o:hr="t" fillcolor="#a0a0a0" stroked="f"/>
+          <v:rect id="_x0000_i1042" style="width:0;height:1.5pt" o:hralign="center" o:hrstd="t" o:hr="t" fillcolor="#a0a0a0" stroked="f"/>
         </w:pict>
       </w:r>
     </w:p>
@@ -818,20 +925,19 @@
     <w:p>
       <w:r>
         <w:pict w14:anchorId="610143E1">
-          <v:rect id="_x0000_i1163" style="width:0;height:1.5pt" o:hralign="center" o:hrstd="t" o:hr="t" fillcolor="#a0a0a0" stroked="f"/>
+          <v:rect id="_x0000_i1043" style="width:0;height:1.5pt" o:hralign="center" o:hrstd="t" o:hr="t" fillcolor="#a0a0a0" stroked="f"/>
         </w:pict>
       </w:r>
     </w:p>
     <w:p>
       <w:r>
-        <w:lastRenderedPageBreak/>
         <w:t>TESTEMUNHA 1</w:t>
       </w:r>
     </w:p>
     <w:p>
       <w:r>
         <w:pict w14:anchorId="0895F133">
-          <v:rect id="_x0000_i1164" style="width:0;height:1.5pt" o:hralign="center" o:hrstd="t" o:hr="t" fillcolor="#a0a0a0" stroked="f"/>
+          <v:rect id="_x0000_i1044" style="width:0;height:1.5pt" o:hralign="center" o:hrstd="t" o:hr="t" fillcolor="#a0a0a0" stroked="f"/>
         </w:pict>
       </w:r>
     </w:p>
@@ -1003,6 +1109,155 @@
     </w:lvl>
   </w:abstractNum>
   <w:abstractNum w:abstractNumId="1" w15:restartNumberingAfterBreak="0">
+    <w:nsid w:val="0B4E6A2B"/>
+    <w:multiLevelType w:val="multilevel"/>
+    <w:tmpl w:val="78467176"/>
+    <w:lvl w:ilvl="0">
+      <w:start w:val="1"/>
+      <w:numFmt w:val="bullet"/>
+      <w:lvlText w:val=""/>
+      <w:lvlJc w:val="left"/>
+      <w:pPr>
+        <w:tabs>
+          <w:tab w:val="num" w:pos="720"/>
+        </w:tabs>
+        <w:ind w:left="720" w:hanging="360"/>
+      </w:pPr>
+      <w:rPr>
+        <w:rFonts w:ascii="Symbol" w:hAnsi="Symbol" w:hint="default"/>
+        <w:sz w:val="20"/>
+      </w:rPr>
+    </w:lvl>
+    <w:lvl w:ilvl="1" w:tentative="1">
+      <w:start w:val="1"/>
+      <w:numFmt w:val="bullet"/>
+      <w:lvlText w:val="o"/>
+      <w:lvlJc w:val="left"/>
+      <w:pPr>
+        <w:tabs>
+          <w:tab w:val="num" w:pos="1440"/>
+        </w:tabs>
+        <w:ind w:left="1440" w:hanging="360"/>
+      </w:pPr>
+      <w:rPr>
+        <w:rFonts w:ascii="Courier New" w:hAnsi="Courier New" w:hint="default"/>
+        <w:sz w:val="20"/>
+      </w:rPr>
+    </w:lvl>
+    <w:lvl w:ilvl="2" w:tentative="1">
+      <w:start w:val="1"/>
+      <w:numFmt w:val="bullet"/>
+      <w:lvlText w:val=""/>
+      <w:lvlJc w:val="left"/>
+      <w:pPr>
+        <w:tabs>
+          <w:tab w:val="num" w:pos="2160"/>
+        </w:tabs>
+        <w:ind w:left="2160" w:hanging="360"/>
+      </w:pPr>
+      <w:rPr>
+        <w:rFonts w:ascii="Wingdings" w:hAnsi="Wingdings" w:hint="default"/>
+        <w:sz w:val="20"/>
+      </w:rPr>
+    </w:lvl>
+    <w:lvl w:ilvl="3" w:tentative="1">
+      <w:start w:val="1"/>
+      <w:numFmt w:val="bullet"/>
+      <w:lvlText w:val=""/>
+      <w:lvlJc w:val="left"/>
+      <w:pPr>
+        <w:tabs>
+          <w:tab w:val="num" w:pos="2880"/>
+        </w:tabs>
+        <w:ind w:left="2880" w:hanging="360"/>
+      </w:pPr>
+      <w:rPr>
+        <w:rFonts w:ascii="Wingdings" w:hAnsi="Wingdings" w:hint="default"/>
+        <w:sz w:val="20"/>
+      </w:rPr>
+    </w:lvl>
+    <w:lvl w:ilvl="4" w:tentative="1">
+      <w:start w:val="1"/>
+      <w:numFmt w:val="bullet"/>
+      <w:lvlText w:val=""/>
+      <w:lvlJc w:val="left"/>
+      <w:pPr>
+        <w:tabs>
+          <w:tab w:val="num" w:pos="3600"/>
+        </w:tabs>
+        <w:ind w:left="3600" w:hanging="360"/>
+      </w:pPr>
+      <w:rPr>
+        <w:rFonts w:ascii="Wingdings" w:hAnsi="Wingdings" w:hint="default"/>
+        <w:sz w:val="20"/>
+      </w:rPr>
+    </w:lvl>
+    <w:lvl w:ilvl="5" w:tentative="1">
+      <w:start w:val="1"/>
+      <w:numFmt w:val="bullet"/>
+      <w:lvlText w:val=""/>
+      <w:lvlJc w:val="left"/>
+      <w:pPr>
+        <w:tabs>
+          <w:tab w:val="num" w:pos="4320"/>
+        </w:tabs>
+        <w:ind w:left="4320" w:hanging="360"/>
+      </w:pPr>
+      <w:rPr>
+        <w:rFonts w:ascii="Wingdings" w:hAnsi="Wingdings" w:hint="default"/>
+        <w:sz w:val="20"/>
+      </w:rPr>
+    </w:lvl>
+    <w:lvl w:ilvl="6" w:tentative="1">
+      <w:start w:val="1"/>
+      <w:numFmt w:val="bullet"/>
+      <w:lvlText w:val=""/>
+      <w:lvlJc w:val="left"/>
+      <w:pPr>
+        <w:tabs>
+          <w:tab w:val="num" w:pos="5040"/>
+        </w:tabs>
+        <w:ind w:left="5040" w:hanging="360"/>
+      </w:pPr>
+      <w:rPr>
+        <w:rFonts w:ascii="Wingdings" w:hAnsi="Wingdings" w:hint="default"/>
+        <w:sz w:val="20"/>
+      </w:rPr>
+    </w:lvl>
+    <w:lvl w:ilvl="7" w:tentative="1">
+      <w:start w:val="1"/>
+      <w:numFmt w:val="bullet"/>
+      <w:lvlText w:val=""/>
+      <w:lvlJc w:val="left"/>
+      <w:pPr>
+        <w:tabs>
+          <w:tab w:val="num" w:pos="5760"/>
+        </w:tabs>
+        <w:ind w:left="5760" w:hanging="360"/>
+      </w:pPr>
+      <w:rPr>
+        <w:rFonts w:ascii="Wingdings" w:hAnsi="Wingdings" w:hint="default"/>
+        <w:sz w:val="20"/>
+      </w:rPr>
+    </w:lvl>
+    <w:lvl w:ilvl="8" w:tentative="1">
+      <w:start w:val="1"/>
+      <w:numFmt w:val="bullet"/>
+      <w:lvlText w:val=""/>
+      <w:lvlJc w:val="left"/>
+      <w:pPr>
+        <w:tabs>
+          <w:tab w:val="num" w:pos="6480"/>
+        </w:tabs>
+        <w:ind w:left="6480" w:hanging="360"/>
+      </w:pPr>
+      <w:rPr>
+        <w:rFonts w:ascii="Wingdings" w:hAnsi="Wingdings" w:hint="default"/>
+        <w:sz w:val="20"/>
+      </w:rPr>
+    </w:lvl>
+  </w:abstractNum>
+  <w:abstractNum w:abstractNumId="2" w15:restartNumberingAfterBreak="0">
     <w:nsid w:val="114F33EA"/>
     <w:multiLevelType w:val="multilevel"/>
     <w:tmpl w:val="C8447564"/>
@@ -1151,7 +1406,7 @@
       </w:rPr>
     </w:lvl>
   </w:abstractNum>
-  <w:abstractNum w:abstractNumId="2" w15:restartNumberingAfterBreak="0">
+  <w:abstractNum w:abstractNumId="3" w15:restartNumberingAfterBreak="0">
     <w:nsid w:val="465C76FB"/>
     <w:multiLevelType w:val="multilevel"/>
     <w:tmpl w:val="9F308ACE"/>
@@ -1300,7 +1555,7 @@
       </w:rPr>
     </w:lvl>
   </w:abstractNum>
-  <w:abstractNum w:abstractNumId="3" w15:restartNumberingAfterBreak="0">
+  <w:abstractNum w:abstractNumId="4" w15:restartNumberingAfterBreak="0">
     <w:nsid w:val="54CD04A6"/>
     <w:multiLevelType w:val="multilevel"/>
     <w:tmpl w:val="E26AABF0"/>
@@ -1449,7 +1704,7 @@
       </w:rPr>
     </w:lvl>
   </w:abstractNum>
-  <w:abstractNum w:abstractNumId="4" w15:restartNumberingAfterBreak="0">
+  <w:abstractNum w:abstractNumId="5" w15:restartNumberingAfterBreak="0">
     <w:nsid w:val="64683B2F"/>
     <w:multiLevelType w:val="multilevel"/>
     <w:tmpl w:val="91A4E316"/>
@@ -1599,19 +1854,22 @@
     </w:lvl>
   </w:abstractNum>
   <w:num w:numId="1" w16cid:durableId="82266559">
-    <w:abstractNumId w:val="1"/>
+    <w:abstractNumId w:val="2"/>
   </w:num>
   <w:num w:numId="2" w16cid:durableId="651300456">
+    <w:abstractNumId w:val="5"/>
+  </w:num>
+  <w:num w:numId="3" w16cid:durableId="1371420793">
     <w:abstractNumId w:val="4"/>
   </w:num>
-  <w:num w:numId="3" w16cid:durableId="1371420793">
+  <w:num w:numId="4" w16cid:durableId="1382560143">
     <w:abstractNumId w:val="3"/>
-  </w:num>
-  <w:num w:numId="4" w16cid:durableId="1382560143">
-    <w:abstractNumId w:val="2"/>
   </w:num>
   <w:num w:numId="5" w16cid:durableId="1059012693">
     <w:abstractNumId w:val="0"/>
+  </w:num>
+  <w:num w:numId="6" w16cid:durableId="300690398">
+    <w:abstractNumId w:val="1"/>
   </w:num>
 </w:numbering>
 </file>
@@ -2532,6 +2790,19 @@
       <w:spacing w:val="5"/>
     </w:rPr>
   </w:style>
+  <w:style w:type="paragraph" w:styleId="NormalWeb">
+    <w:name w:val="Normal (Web)"/>
+    <w:basedOn w:val="Normal"/>
+    <w:uiPriority w:val="99"/>
+    <w:semiHidden/>
+    <w:unhideWhenUsed/>
+    <w:rsid w:val="0099763D"/>
+    <w:rPr>
+      <w:rFonts w:ascii="Times New Roman" w:hAnsi="Times New Roman" w:cs="Times New Roman"/>
+      <w:sz w:val="24"/>
+      <w:szCs w:val="24"/>
+    </w:rPr>
+  </w:style>
 </w:styles>
 </file>
 
